--- a/tests/fixtures/loi_ma_tran_danh_X.docx
+++ b/tests/fixtures/loi_ma_tran_danh_X.docx
@@ -1405,7 +1405,7 @@
                 <w:sz w:val="24"/>
                 <w:szCs w:val="24"/>
               </w:rPr>
-              <w:t xml:space="preserve">1,A</w:t>
+              <w:t xml:space="preserve"/>
             </w:r>
           </w:p>
         </w:tc>

--- a/tests/fixtures/loi_ma_tran_danh_X.docx
+++ b/tests/fixtures/loi_ma_tran_danh_X.docx
@@ -1017,7 +1017,7 @@
                 <w:sz w:val="24"/>
                 <w:szCs w:val="24"/>
               </w:rPr>
-              <w:t xml:space="preserve">X</w:t>
+              <w:t xml:space="preserve">3</w:t>
             </w:r>
           </w:p>
         </w:tc>
@@ -1192,7 +1192,7 @@
                 <w:sz w:val="24"/>
                 <w:szCs w:val="24"/>
               </w:rPr>
-              <w:t xml:space="preserve">3,A</w:t>
+              <w:t xml:space="preserve">3</w:t>
             </w:r>
           </w:p>
         </w:tc>
@@ -1561,7 +1561,7 @@
                 <w:sz w:val="24"/>
                 <w:szCs w:val="24"/>
               </w:rPr>
-              <w:t xml:space="preserve">2,A</w:t>
+              <w:t xml:space="preserve">2</w:t>
             </w:r>
           </w:p>
         </w:tc>
@@ -1736,7 +1736,7 @@
                 <w:sz w:val="24"/>
                 <w:szCs w:val="24"/>
               </w:rPr>
-              <w:t xml:space="preserve">3,A</w:t>
+              <w:t xml:space="preserve">3</w:t>
             </w:r>
           </w:p>
         </w:tc>
@@ -1801,7 +1801,7 @@
                 <w:sz w:val="24"/>
                 <w:szCs w:val="24"/>
               </w:rPr>
-              <w:t xml:space="preserve">3,A</w:t>
+              <w:t xml:space="preserve">X</w:t>
             </w:r>
           </w:p>
         </w:tc>
@@ -1885,7 +1885,7 @@
                 <w:sz w:val="24"/>
                 <w:szCs w:val="24"/>
               </w:rPr>
-              <w:t xml:space="preserve">2,A</w:t>
+              <w:t xml:space="preserve">2</w:t>
             </w:r>
           </w:p>
         </w:tc>

--- a/tests/fixtures/loi_ma_tran_danh_X.docx
+++ b/tests/fixtures/loi_ma_tran_danh_X.docx
@@ -1017,7 +1017,7 @@
                 <w:sz w:val="24"/>
                 <w:szCs w:val="24"/>
               </w:rPr>
-              <w:t xml:space="preserve">3</w:t>
+              <w:t xml:space="preserve"/>
             </w:r>
           </w:p>
         </w:tc>
@@ -1192,7 +1192,7 @@
                 <w:sz w:val="24"/>
                 <w:szCs w:val="24"/>
               </w:rPr>
-              <w:t xml:space="preserve">3</w:t>
+              <w:t xml:space="preserve"/>
             </w:r>
           </w:p>
         </w:tc>
@@ -1367,7 +1367,7 @@
                 <w:sz w:val="24"/>
                 <w:szCs w:val="24"/>
               </w:rPr>
-              <w:t xml:space="preserve">2</w:t>
+              <w:t xml:space="preserve"/>
             </w:r>
           </w:p>
         </w:tc>
@@ -1561,7 +1561,7 @@
                 <w:sz w:val="24"/>
                 <w:szCs w:val="24"/>
               </w:rPr>
-              <w:t xml:space="preserve">2</w:t>
+              <w:t xml:space="preserve"/>
             </w:r>
           </w:p>
         </w:tc>
@@ -1843,7 +1843,7 @@
                 <w:sz w:val="24"/>
                 <w:szCs w:val="24"/>
               </w:rPr>
-              <w:t xml:space="preserve">2</w:t>
+              <w:t xml:space="preserve"/>
             </w:r>
           </w:p>
         </w:tc>
@@ -1885,7 +1885,7 @@
                 <w:sz w:val="24"/>
                 <w:szCs w:val="24"/>
               </w:rPr>
-              <w:t xml:space="preserve">2</w:t>
+              <w:t xml:space="preserve"/>
             </w:r>
           </w:p>
         </w:tc>
